--- a/Tai lieu dac ta ky thuat_2345 new DC.docx
+++ b/Tai lieu dac ta ky thuat_2345 new DC.docx
@@ -97,31 +97,13 @@
         </w:rPr>
         <w:t xml:space="preserve">: </w:t>
       </w:r>
-      <w:proofErr w:type="spellStart"/>
       <w:r>
         <w:rPr>
           <w:b/>
           <w:color w:val="00B0F0"/>
         </w:rPr>
-        <w:t>xxxx</w:t>
+        <w:t>xxxx\x.xx.x</w:t>
       </w:r>
-      <w:proofErr w:type="spellEnd"/>
-      <w:r>
-        <w:rPr>
-          <w:b/>
-          <w:color w:val="00B0F0"/>
-        </w:rPr>
-        <w:t>\</w:t>
-      </w:r>
-      <w:proofErr w:type="spellStart"/>
-      <w:r>
-        <w:rPr>
-          <w:b/>
-          <w:color w:val="00B0F0"/>
-        </w:rPr>
-        <w:t>x.xx.x</w:t>
-      </w:r>
-      <w:proofErr w:type="spellEnd"/>
     </w:p>
     <w:p>
       <w:pPr>
@@ -203,106 +185,14 @@
                 <w:szCs w:val="24"/>
               </w:rPr>
             </w:pPr>
-            <w:proofErr w:type="spellStart"/>
             <w:r>
               <w:rPr>
                 <w:b/>
                 <w:sz w:val="24"/>
                 <w:szCs w:val="24"/>
               </w:rPr>
-              <w:t>Cán</w:t>
-            </w:r>
-            <w:proofErr w:type="spellEnd"/>
-            <w:r>
-              <w:rPr>
-                <w:b/>
-                <w:sz w:val="24"/>
-                <w:szCs w:val="24"/>
-              </w:rPr>
-              <w:t xml:space="preserve"> </w:t>
-            </w:r>
-            <w:proofErr w:type="spellStart"/>
-            <w:r>
-              <w:rPr>
-                <w:b/>
-                <w:sz w:val="24"/>
-                <w:szCs w:val="24"/>
-              </w:rPr>
-              <w:t>bộ</w:t>
-            </w:r>
-            <w:proofErr w:type="spellEnd"/>
-            <w:r>
-              <w:rPr>
-                <w:b/>
-                <w:sz w:val="24"/>
-                <w:szCs w:val="24"/>
-              </w:rPr>
-              <w:t xml:space="preserve"> </w:t>
-            </w:r>
-            <w:proofErr w:type="spellStart"/>
-            <w:r>
-              <w:rPr>
-                <w:b/>
-                <w:sz w:val="24"/>
-                <w:szCs w:val="24"/>
-              </w:rPr>
-              <w:t>rà</w:t>
-            </w:r>
-            <w:proofErr w:type="spellEnd"/>
-            <w:r>
-              <w:rPr>
-                <w:b/>
-                <w:sz w:val="24"/>
-                <w:szCs w:val="24"/>
-              </w:rPr>
-              <w:t xml:space="preserve"> </w:t>
-            </w:r>
-            <w:proofErr w:type="spellStart"/>
-            <w:r>
-              <w:rPr>
-                <w:b/>
-                <w:sz w:val="24"/>
-                <w:szCs w:val="24"/>
-              </w:rPr>
-              <w:t>soát</w:t>
-            </w:r>
-            <w:proofErr w:type="spellEnd"/>
-            <w:r>
-              <w:rPr>
-                <w:b/>
-                <w:sz w:val="24"/>
-                <w:szCs w:val="24"/>
-              </w:rPr>
-              <w:t xml:space="preserve"> </w:t>
-            </w:r>
-            <w:proofErr w:type="spellStart"/>
-            <w:r>
-              <w:rPr>
-                <w:b/>
-                <w:sz w:val="24"/>
-                <w:szCs w:val="24"/>
-              </w:rPr>
-              <w:t>mã</w:t>
-            </w:r>
-            <w:proofErr w:type="spellEnd"/>
-            <w:r>
-              <w:rPr>
-                <w:b/>
-                <w:sz w:val="24"/>
-                <w:szCs w:val="24"/>
-              </w:rPr>
-              <w:t xml:space="preserve"> </w:t>
-            </w:r>
-            <w:proofErr w:type="spellStart"/>
-            <w:r>
-              <w:rPr>
-                <w:b/>
-                <w:sz w:val="24"/>
-                <w:szCs w:val="24"/>
-              </w:rPr>
-              <w:t>nguồn</w:t>
-            </w:r>
-            <w:proofErr w:type="spellEnd"/>
+              <w:t>Cán bộ rà soát mã nguồn</w:t>
+            </w:r>
           </w:p>
         </w:tc>
         <w:tc>
@@ -322,131 +212,13 @@
                 <w:szCs w:val="24"/>
               </w:rPr>
             </w:pPr>
-            <w:proofErr w:type="spellStart"/>
             <w:r>
               <w:rPr>
                 <w:b/>
                 <w:sz w:val="24"/>
                 <w:szCs w:val="24"/>
               </w:rPr>
-              <w:t>Cán</w:t>
-            </w:r>
-            <w:proofErr w:type="spellEnd"/>
-            <w:r>
-              <w:rPr>
-                <w:b/>
-                <w:sz w:val="24"/>
-                <w:szCs w:val="24"/>
-              </w:rPr>
-              <w:t xml:space="preserve"> </w:t>
-            </w:r>
-            <w:proofErr w:type="spellStart"/>
-            <w:r>
-              <w:rPr>
-                <w:b/>
-                <w:sz w:val="24"/>
-                <w:szCs w:val="24"/>
-              </w:rPr>
-              <w:t>bộ</w:t>
-            </w:r>
-            <w:proofErr w:type="spellEnd"/>
-            <w:r>
-              <w:rPr>
-                <w:b/>
-                <w:sz w:val="24"/>
-                <w:szCs w:val="24"/>
-              </w:rPr>
-              <w:t xml:space="preserve"> </w:t>
-            </w:r>
-            <w:proofErr w:type="spellStart"/>
-            <w:r>
-              <w:rPr>
-                <w:b/>
-                <w:sz w:val="24"/>
-                <w:szCs w:val="24"/>
-              </w:rPr>
-              <w:t>chịu</w:t>
-            </w:r>
-            <w:proofErr w:type="spellEnd"/>
-            <w:r>
-              <w:rPr>
-                <w:b/>
-                <w:sz w:val="24"/>
-                <w:szCs w:val="24"/>
-              </w:rPr>
-              <w:t xml:space="preserve"> </w:t>
-            </w:r>
-            <w:proofErr w:type="spellStart"/>
-            <w:r>
-              <w:rPr>
-                <w:b/>
-                <w:sz w:val="24"/>
-                <w:szCs w:val="24"/>
-              </w:rPr>
-              <w:t>trách</w:t>
-            </w:r>
-            <w:proofErr w:type="spellEnd"/>
-            <w:r>
-              <w:rPr>
-                <w:b/>
-                <w:sz w:val="24"/>
-                <w:szCs w:val="24"/>
-              </w:rPr>
-              <w:t xml:space="preserve"> </w:t>
-            </w:r>
-            <w:proofErr w:type="spellStart"/>
-            <w:r>
-              <w:rPr>
-                <w:b/>
-                <w:sz w:val="24"/>
-                <w:szCs w:val="24"/>
-              </w:rPr>
-              <w:t>nhiệm</w:t>
-            </w:r>
-            <w:proofErr w:type="spellEnd"/>
-            <w:r>
-              <w:rPr>
-                <w:b/>
-                <w:sz w:val="24"/>
-                <w:szCs w:val="24"/>
-              </w:rPr>
-              <w:t xml:space="preserve"> </w:t>
-            </w:r>
-            <w:proofErr w:type="spellStart"/>
-            <w:r>
-              <w:rPr>
-                <w:b/>
-                <w:sz w:val="24"/>
-                <w:szCs w:val="24"/>
-              </w:rPr>
-              <w:t>đóng</w:t>
-            </w:r>
-            <w:proofErr w:type="spellEnd"/>
-            <w:r>
-              <w:rPr>
-                <w:b/>
-                <w:sz w:val="24"/>
-                <w:szCs w:val="24"/>
-              </w:rPr>
-              <w:t xml:space="preserve"> </w:t>
-            </w:r>
-            <w:proofErr w:type="spellStart"/>
-            <w:r>
-              <w:rPr>
-                <w:b/>
-                <w:sz w:val="24"/>
-                <w:szCs w:val="24"/>
-              </w:rPr>
-              <w:t>gói</w:t>
-            </w:r>
-            <w:proofErr w:type="spellEnd"/>
-            <w:r>
-              <w:rPr>
-                <w:b/>
-                <w:sz w:val="24"/>
-                <w:szCs w:val="24"/>
-              </w:rPr>
-              <w:t xml:space="preserve"> source code</w:t>
+              <w:t>Cán bộ chịu trách nhiệm đóng gói source code</w:t>
             </w:r>
           </w:p>
         </w:tc>
@@ -467,52 +239,14 @@
                 <w:szCs w:val="24"/>
               </w:rPr>
             </w:pPr>
-            <w:proofErr w:type="spellStart"/>
             <w:r>
               <w:rPr>
                 <w:b/>
                 <w:sz w:val="24"/>
                 <w:szCs w:val="24"/>
               </w:rPr>
-              <w:t>Giám</w:t>
-            </w:r>
-            <w:proofErr w:type="spellEnd"/>
-            <w:r>
-              <w:rPr>
-                <w:b/>
-                <w:sz w:val="24"/>
-                <w:szCs w:val="24"/>
-              </w:rPr>
-              <w:t xml:space="preserve"> </w:t>
-            </w:r>
-            <w:proofErr w:type="spellStart"/>
-            <w:r>
-              <w:rPr>
-                <w:b/>
-                <w:sz w:val="24"/>
-                <w:szCs w:val="24"/>
-              </w:rPr>
-              <w:t>đốc</w:t>
-            </w:r>
-            <w:proofErr w:type="spellEnd"/>
-            <w:r>
-              <w:rPr>
-                <w:b/>
-                <w:sz w:val="24"/>
-                <w:szCs w:val="24"/>
-              </w:rPr>
-              <w:t xml:space="preserve"> </w:t>
-            </w:r>
-            <w:proofErr w:type="spellStart"/>
-            <w:r>
-              <w:rPr>
-                <w:b/>
-                <w:sz w:val="24"/>
-                <w:szCs w:val="24"/>
-              </w:rPr>
-              <w:t>phòng</w:t>
-            </w:r>
-            <w:proofErr w:type="spellEnd"/>
+              <w:t>Giám đốc phòng</w:t>
+            </w:r>
           </w:p>
         </w:tc>
       </w:tr>
@@ -941,23 +675,13 @@
                 <w:lang w:val="vi-VN"/>
               </w:rPr>
             </w:pPr>
-            <w:proofErr w:type="spellStart"/>
             <w:r>
               <w:rPr>
                 <w:b/>
                 <w:sz w:val="24"/>
                 <w:szCs w:val="24"/>
               </w:rPr>
-              <w:t>Nguyễn</w:t>
-            </w:r>
-            <w:proofErr w:type="spellEnd"/>
-            <w:r>
-              <w:rPr>
-                <w:b/>
-                <w:sz w:val="24"/>
-                <w:szCs w:val="24"/>
-              </w:rPr>
-              <w:t xml:space="preserve"> </w:t>
+              <w:t xml:space="preserve">Nguyễn </w:t>
             </w:r>
             <w:r>
               <w:rPr>
@@ -978,95 +702,13 @@
                 <w:szCs w:val="24"/>
               </w:rPr>
             </w:pPr>
-            <w:proofErr w:type="spellStart"/>
             <w:r>
               <w:rPr>
                 <w:i/>
                 <w:sz w:val="24"/>
                 <w:szCs w:val="24"/>
               </w:rPr>
-              <w:t>Kí</w:t>
-            </w:r>
-            <w:proofErr w:type="spellEnd"/>
-            <w:r>
-              <w:rPr>
-                <w:i/>
-                <w:sz w:val="24"/>
-                <w:szCs w:val="24"/>
-              </w:rPr>
-              <w:t xml:space="preserve"> </w:t>
-            </w:r>
-            <w:proofErr w:type="spellStart"/>
-            <w:r>
-              <w:rPr>
-                <w:i/>
-                <w:sz w:val="24"/>
-                <w:szCs w:val="24"/>
-              </w:rPr>
-              <w:t>và</w:t>
-            </w:r>
-            <w:proofErr w:type="spellEnd"/>
-            <w:r>
-              <w:rPr>
-                <w:i/>
-                <w:sz w:val="24"/>
-                <w:szCs w:val="24"/>
-              </w:rPr>
-              <w:t xml:space="preserve"> </w:t>
-            </w:r>
-            <w:proofErr w:type="spellStart"/>
-            <w:r>
-              <w:rPr>
-                <w:i/>
-                <w:sz w:val="24"/>
-                <w:szCs w:val="24"/>
-              </w:rPr>
-              <w:t>ghi</w:t>
-            </w:r>
-            <w:proofErr w:type="spellEnd"/>
-            <w:r>
-              <w:rPr>
-                <w:i/>
-                <w:sz w:val="24"/>
-                <w:szCs w:val="24"/>
-              </w:rPr>
-              <w:t xml:space="preserve"> </w:t>
-            </w:r>
-            <w:proofErr w:type="spellStart"/>
-            <w:r>
-              <w:rPr>
-                <w:i/>
-                <w:sz w:val="24"/>
-                <w:szCs w:val="24"/>
-              </w:rPr>
-              <w:t>rõ</w:t>
-            </w:r>
-            <w:proofErr w:type="spellEnd"/>
-            <w:r>
-              <w:rPr>
-                <w:i/>
-                <w:sz w:val="24"/>
-                <w:szCs w:val="24"/>
-              </w:rPr>
-              <w:t xml:space="preserve"> </w:t>
-            </w:r>
-            <w:proofErr w:type="spellStart"/>
-            <w:r>
-              <w:rPr>
-                <w:i/>
-                <w:sz w:val="24"/>
-                <w:szCs w:val="24"/>
-              </w:rPr>
-              <w:t>họ</w:t>
-            </w:r>
-            <w:proofErr w:type="spellEnd"/>
-            <w:r>
-              <w:rPr>
-                <w:i/>
-                <w:sz w:val="24"/>
-                <w:szCs w:val="24"/>
-              </w:rPr>
-              <w:t xml:space="preserve"> tên</w:t>
+              <w:t>Kí và ghi rõ họ tên</w:t>
             </w:r>
           </w:p>
         </w:tc>
@@ -1104,95 +746,13 @@
                 <w:szCs w:val="24"/>
               </w:rPr>
             </w:pPr>
-            <w:proofErr w:type="spellStart"/>
             <w:r>
               <w:rPr>
                 <w:i/>
                 <w:sz w:val="24"/>
                 <w:szCs w:val="24"/>
               </w:rPr>
-              <w:t>Kí</w:t>
-            </w:r>
-            <w:proofErr w:type="spellEnd"/>
-            <w:r>
-              <w:rPr>
-                <w:i/>
-                <w:sz w:val="24"/>
-                <w:szCs w:val="24"/>
-              </w:rPr>
-              <w:t xml:space="preserve"> </w:t>
-            </w:r>
-            <w:proofErr w:type="spellStart"/>
-            <w:r>
-              <w:rPr>
-                <w:i/>
-                <w:sz w:val="24"/>
-                <w:szCs w:val="24"/>
-              </w:rPr>
-              <w:t>và</w:t>
-            </w:r>
-            <w:proofErr w:type="spellEnd"/>
-            <w:r>
-              <w:rPr>
-                <w:i/>
-                <w:sz w:val="24"/>
-                <w:szCs w:val="24"/>
-              </w:rPr>
-              <w:t xml:space="preserve"> </w:t>
-            </w:r>
-            <w:proofErr w:type="spellStart"/>
-            <w:r>
-              <w:rPr>
-                <w:i/>
-                <w:sz w:val="24"/>
-                <w:szCs w:val="24"/>
-              </w:rPr>
-              <w:t>ghi</w:t>
-            </w:r>
-            <w:proofErr w:type="spellEnd"/>
-            <w:r>
-              <w:rPr>
-                <w:i/>
-                <w:sz w:val="24"/>
-                <w:szCs w:val="24"/>
-              </w:rPr>
-              <w:t xml:space="preserve"> </w:t>
-            </w:r>
-            <w:proofErr w:type="spellStart"/>
-            <w:r>
-              <w:rPr>
-                <w:i/>
-                <w:sz w:val="24"/>
-                <w:szCs w:val="24"/>
-              </w:rPr>
-              <w:t>rõ</w:t>
-            </w:r>
-            <w:proofErr w:type="spellEnd"/>
-            <w:r>
-              <w:rPr>
-                <w:i/>
-                <w:sz w:val="24"/>
-                <w:szCs w:val="24"/>
-              </w:rPr>
-              <w:t xml:space="preserve"> </w:t>
-            </w:r>
-            <w:proofErr w:type="spellStart"/>
-            <w:r>
-              <w:rPr>
-                <w:i/>
-                <w:sz w:val="24"/>
-                <w:szCs w:val="24"/>
-              </w:rPr>
-              <w:t>họ</w:t>
-            </w:r>
-            <w:proofErr w:type="spellEnd"/>
-            <w:r>
-              <w:rPr>
-                <w:i/>
-                <w:sz w:val="24"/>
-                <w:szCs w:val="24"/>
-              </w:rPr>
-              <w:t xml:space="preserve"> tên</w:t>
+              <w:t>Kí và ghi rõ họ tên</w:t>
             </w:r>
           </w:p>
         </w:tc>
@@ -1213,23 +773,13 @@
                 <w:lang w:val="vi-VN"/>
               </w:rPr>
             </w:pPr>
-            <w:proofErr w:type="spellStart"/>
             <w:r>
               <w:rPr>
                 <w:b/>
                 <w:sz w:val="24"/>
                 <w:szCs w:val="24"/>
               </w:rPr>
-              <w:t>Nguyễn</w:t>
-            </w:r>
-            <w:proofErr w:type="spellEnd"/>
-            <w:r>
-              <w:rPr>
-                <w:b/>
-                <w:sz w:val="24"/>
-                <w:szCs w:val="24"/>
-              </w:rPr>
-              <w:t xml:space="preserve"> </w:t>
+              <w:t xml:space="preserve">Nguyễn </w:t>
             </w:r>
             <w:r>
               <w:rPr>
@@ -1250,95 +800,13 @@
                 <w:szCs w:val="24"/>
               </w:rPr>
             </w:pPr>
-            <w:proofErr w:type="spellStart"/>
             <w:r>
               <w:rPr>
                 <w:i/>
                 <w:sz w:val="24"/>
                 <w:szCs w:val="24"/>
               </w:rPr>
-              <w:t>Kí</w:t>
-            </w:r>
-            <w:proofErr w:type="spellEnd"/>
-            <w:r>
-              <w:rPr>
-                <w:i/>
-                <w:sz w:val="24"/>
-                <w:szCs w:val="24"/>
-              </w:rPr>
-              <w:t xml:space="preserve"> </w:t>
-            </w:r>
-            <w:proofErr w:type="spellStart"/>
-            <w:r>
-              <w:rPr>
-                <w:i/>
-                <w:sz w:val="24"/>
-                <w:szCs w:val="24"/>
-              </w:rPr>
-              <w:t>và</w:t>
-            </w:r>
-            <w:proofErr w:type="spellEnd"/>
-            <w:r>
-              <w:rPr>
-                <w:i/>
-                <w:sz w:val="24"/>
-                <w:szCs w:val="24"/>
-              </w:rPr>
-              <w:t xml:space="preserve"> </w:t>
-            </w:r>
-            <w:proofErr w:type="spellStart"/>
-            <w:r>
-              <w:rPr>
-                <w:i/>
-                <w:sz w:val="24"/>
-                <w:szCs w:val="24"/>
-              </w:rPr>
-              <w:t>ghi</w:t>
-            </w:r>
-            <w:proofErr w:type="spellEnd"/>
-            <w:r>
-              <w:rPr>
-                <w:i/>
-                <w:sz w:val="24"/>
-                <w:szCs w:val="24"/>
-              </w:rPr>
-              <w:t xml:space="preserve"> </w:t>
-            </w:r>
-            <w:proofErr w:type="spellStart"/>
-            <w:r>
-              <w:rPr>
-                <w:i/>
-                <w:sz w:val="24"/>
-                <w:szCs w:val="24"/>
-              </w:rPr>
-              <w:t>rõ</w:t>
-            </w:r>
-            <w:proofErr w:type="spellEnd"/>
-            <w:r>
-              <w:rPr>
-                <w:i/>
-                <w:sz w:val="24"/>
-                <w:szCs w:val="24"/>
-              </w:rPr>
-              <w:t xml:space="preserve"> </w:t>
-            </w:r>
-            <w:proofErr w:type="spellStart"/>
-            <w:r>
-              <w:rPr>
-                <w:i/>
-                <w:sz w:val="24"/>
-                <w:szCs w:val="24"/>
-              </w:rPr>
-              <w:t>họ</w:t>
-            </w:r>
-            <w:proofErr w:type="spellEnd"/>
-            <w:r>
-              <w:rPr>
-                <w:i/>
-                <w:sz w:val="24"/>
-                <w:szCs w:val="24"/>
-              </w:rPr>
-              <w:t xml:space="preserve"> tên</w:t>
+              <w:t>Kí và ghi rõ họ tên</w:t>
             </w:r>
           </w:p>
           <w:p>
@@ -1406,95 +874,13 @@
                 <w:szCs w:val="24"/>
               </w:rPr>
             </w:pPr>
-            <w:proofErr w:type="spellStart"/>
             <w:r>
               <w:rPr>
                 <w:i/>
                 <w:sz w:val="24"/>
                 <w:szCs w:val="24"/>
               </w:rPr>
-              <w:t>Kí</w:t>
-            </w:r>
-            <w:proofErr w:type="spellEnd"/>
-            <w:r>
-              <w:rPr>
-                <w:i/>
-                <w:sz w:val="24"/>
-                <w:szCs w:val="24"/>
-              </w:rPr>
-              <w:t xml:space="preserve"> </w:t>
-            </w:r>
-            <w:proofErr w:type="spellStart"/>
-            <w:r>
-              <w:rPr>
-                <w:i/>
-                <w:sz w:val="24"/>
-                <w:szCs w:val="24"/>
-              </w:rPr>
-              <w:t>và</w:t>
-            </w:r>
-            <w:proofErr w:type="spellEnd"/>
-            <w:r>
-              <w:rPr>
-                <w:i/>
-                <w:sz w:val="24"/>
-                <w:szCs w:val="24"/>
-              </w:rPr>
-              <w:t xml:space="preserve"> </w:t>
-            </w:r>
-            <w:proofErr w:type="spellStart"/>
-            <w:r>
-              <w:rPr>
-                <w:i/>
-                <w:sz w:val="24"/>
-                <w:szCs w:val="24"/>
-              </w:rPr>
-              <w:t>ghi</w:t>
-            </w:r>
-            <w:proofErr w:type="spellEnd"/>
-            <w:r>
-              <w:rPr>
-                <w:i/>
-                <w:sz w:val="24"/>
-                <w:szCs w:val="24"/>
-              </w:rPr>
-              <w:t xml:space="preserve"> </w:t>
-            </w:r>
-            <w:proofErr w:type="spellStart"/>
-            <w:r>
-              <w:rPr>
-                <w:i/>
-                <w:sz w:val="24"/>
-                <w:szCs w:val="24"/>
-              </w:rPr>
-              <w:t>rõ</w:t>
-            </w:r>
-            <w:proofErr w:type="spellEnd"/>
-            <w:r>
-              <w:rPr>
-                <w:i/>
-                <w:sz w:val="24"/>
-                <w:szCs w:val="24"/>
-              </w:rPr>
-              <w:t xml:space="preserve"> </w:t>
-            </w:r>
-            <w:proofErr w:type="spellStart"/>
-            <w:r>
-              <w:rPr>
-                <w:i/>
-                <w:sz w:val="24"/>
-                <w:szCs w:val="24"/>
-              </w:rPr>
-              <w:t>họ</w:t>
-            </w:r>
-            <w:proofErr w:type="spellEnd"/>
-            <w:r>
-              <w:rPr>
-                <w:i/>
-                <w:sz w:val="24"/>
-                <w:szCs w:val="24"/>
-              </w:rPr>
-              <w:t xml:space="preserve"> tên</w:t>
+              <w:t>Kí và ghi rõ họ tên</w:t>
             </w:r>
           </w:p>
         </w:tc>
@@ -1510,79 +896,16 @@
         </w:rPr>
         <w:br w:type="page"/>
       </w:r>
-      <w:proofErr w:type="spellStart"/>
       <w:r>
         <w:lastRenderedPageBreak/>
-        <w:t>Bảng</w:t>
+        <w:t xml:space="preserve">Bảng </w:t>
       </w:r>
-      <w:proofErr w:type="spellEnd"/>
-      <w:r>
-        <w:t xml:space="preserve"> </w:t>
-      </w:r>
-      <w:proofErr w:type="spellStart"/>
       <w:r>
         <w:t>t</w:t>
       </w:r>
       <w:r>
-        <w:t>heo</w:t>
+        <w:t>heo dõi quá trình soạn thảo tài liệu</w:t>
       </w:r>
-      <w:proofErr w:type="spellEnd"/>
-      <w:r>
-        <w:t xml:space="preserve"> </w:t>
-      </w:r>
-      <w:proofErr w:type="spellStart"/>
-      <w:r>
-        <w:t>dõi</w:t>
-      </w:r>
-      <w:proofErr w:type="spellEnd"/>
-      <w:r>
-        <w:t xml:space="preserve"> </w:t>
-      </w:r>
-      <w:proofErr w:type="spellStart"/>
-      <w:r>
-        <w:t>quá</w:t>
-      </w:r>
-      <w:proofErr w:type="spellEnd"/>
-      <w:r>
-        <w:t xml:space="preserve"> </w:t>
-      </w:r>
-      <w:proofErr w:type="spellStart"/>
-      <w:r>
-        <w:t>trình</w:t>
-      </w:r>
-      <w:proofErr w:type="spellEnd"/>
-      <w:r>
-        <w:t xml:space="preserve"> </w:t>
-      </w:r>
-      <w:proofErr w:type="spellStart"/>
-      <w:r>
-        <w:t>soạn</w:t>
-      </w:r>
-      <w:proofErr w:type="spellEnd"/>
-      <w:r>
-        <w:t xml:space="preserve"> </w:t>
-      </w:r>
-      <w:proofErr w:type="spellStart"/>
-      <w:r>
-        <w:t>thảo</w:t>
-      </w:r>
-      <w:proofErr w:type="spellEnd"/>
-      <w:r>
-        <w:t xml:space="preserve"> </w:t>
-      </w:r>
-      <w:proofErr w:type="spellStart"/>
-      <w:r>
-        <w:t>tài</w:t>
-      </w:r>
-      <w:proofErr w:type="spellEnd"/>
-      <w:r>
-        <w:t xml:space="preserve"> </w:t>
-      </w:r>
-      <w:proofErr w:type="spellStart"/>
-      <w:r>
-        <w:t>liệu</w:t>
-      </w:r>
-      <w:proofErr w:type="spellEnd"/>
     </w:p>
     <w:tbl>
       <w:tblPr>
@@ -1646,52 +969,22 @@
                 <w:szCs w:val="24"/>
               </w:rPr>
             </w:pPr>
-            <w:proofErr w:type="spellStart"/>
             <w:r>
               <w:rPr>
                 <w:b/>
                 <w:sz w:val="24"/>
                 <w:szCs w:val="24"/>
               </w:rPr>
-              <w:t>Phiên</w:t>
-            </w:r>
-            <w:proofErr w:type="spellEnd"/>
+              <w:t>Phiên bản</w:t>
+            </w:r>
             <w:r>
               <w:rPr>
                 <w:b/>
                 <w:sz w:val="24"/>
                 <w:szCs w:val="24"/>
               </w:rPr>
-              <w:t xml:space="preserve"> </w:t>
-            </w:r>
-            <w:proofErr w:type="spellStart"/>
-            <w:r>
-              <w:rPr>
-                <w:b/>
-                <w:sz w:val="24"/>
-                <w:szCs w:val="24"/>
-              </w:rPr>
-              <w:t>bản</w:t>
-            </w:r>
-            <w:proofErr w:type="spellEnd"/>
-            <w:r>
-              <w:rPr>
-                <w:b/>
-                <w:sz w:val="24"/>
-                <w:szCs w:val="24"/>
-              </w:rPr>
-              <w:t xml:space="preserve"> </w:t>
-            </w:r>
-            <w:proofErr w:type="spellStart"/>
-            <w:r>
-              <w:rPr>
-                <w:b/>
-                <w:sz w:val="24"/>
-                <w:szCs w:val="24"/>
-              </w:rPr>
-              <w:t>số</w:t>
-            </w:r>
-            <w:proofErr w:type="spellEnd"/>
+              <w:t xml:space="preserve"> số</w:t>
+            </w:r>
           </w:p>
         </w:tc>
         <w:tc>
@@ -1709,70 +1002,14 @@
                 <w:szCs w:val="24"/>
               </w:rPr>
             </w:pPr>
-            <w:proofErr w:type="spellStart"/>
             <w:r>
               <w:rPr>
                 <w:b/>
                 <w:sz w:val="24"/>
                 <w:szCs w:val="24"/>
               </w:rPr>
-              <w:t>Ghi</w:t>
-            </w:r>
-            <w:proofErr w:type="spellEnd"/>
-            <w:r>
-              <w:rPr>
-                <w:b/>
-                <w:sz w:val="24"/>
-                <w:szCs w:val="24"/>
-              </w:rPr>
-              <w:t xml:space="preserve"> </w:t>
-            </w:r>
-            <w:proofErr w:type="spellStart"/>
-            <w:r>
-              <w:rPr>
-                <w:b/>
-                <w:sz w:val="24"/>
-                <w:szCs w:val="24"/>
-              </w:rPr>
-              <w:t>chú</w:t>
-            </w:r>
-            <w:proofErr w:type="spellEnd"/>
-            <w:r>
-              <w:rPr>
-                <w:b/>
-                <w:sz w:val="24"/>
-                <w:szCs w:val="24"/>
-              </w:rPr>
-              <w:t>/</w:t>
-            </w:r>
-            <w:proofErr w:type="spellStart"/>
-            <w:r>
-              <w:rPr>
-                <w:b/>
-                <w:sz w:val="24"/>
-                <w:szCs w:val="24"/>
-              </w:rPr>
-              <w:t>Thay</w:t>
-            </w:r>
-            <w:proofErr w:type="spellEnd"/>
-            <w:r>
-              <w:rPr>
-                <w:b/>
-                <w:sz w:val="24"/>
-                <w:szCs w:val="24"/>
-              </w:rPr>
-              <w:t xml:space="preserve"> </w:t>
-            </w:r>
-            <w:proofErr w:type="spellStart"/>
-            <w:r>
-              <w:rPr>
-                <w:b/>
-                <w:sz w:val="24"/>
-                <w:szCs w:val="24"/>
-              </w:rPr>
-              <w:t>đổi</w:t>
-            </w:r>
-            <w:proofErr w:type="spellEnd"/>
+              <w:t>Ghi chú/Thay đổi</w:t>
+            </w:r>
           </w:p>
         </w:tc>
         <w:tc>
@@ -1988,27 +1225,9 @@
       <w:bookmarkStart w:id="1" w:name="_Toc262572653"/>
     </w:p>
     <w:p>
-      <w:proofErr w:type="spellStart"/>
       <w:r>
-        <w:t>Bảng</w:t>
+        <w:t>Bảng viết tắt</w:t>
       </w:r>
-      <w:proofErr w:type="spellEnd"/>
-      <w:r>
-        <w:t xml:space="preserve"> </w:t>
-      </w:r>
-      <w:proofErr w:type="spellStart"/>
-      <w:r>
-        <w:t>viết</w:t>
-      </w:r>
-      <w:proofErr w:type="spellEnd"/>
-      <w:r>
-        <w:t xml:space="preserve"> </w:t>
-      </w:r>
-      <w:proofErr w:type="spellStart"/>
-      <w:r>
-        <w:t>tắt</w:t>
-      </w:r>
-      <w:proofErr w:type="spellEnd"/>
     </w:p>
     <w:p/>
     <w:tbl>
@@ -2046,34 +1265,14 @@
                 <w:szCs w:val="24"/>
               </w:rPr>
             </w:pPr>
-            <w:proofErr w:type="spellStart"/>
             <w:r>
               <w:rPr>
                 <w:b/>
                 <w:sz w:val="24"/>
                 <w:szCs w:val="24"/>
               </w:rPr>
-              <w:t>Viết</w:t>
-            </w:r>
-            <w:proofErr w:type="spellEnd"/>
-            <w:r>
-              <w:rPr>
-                <w:b/>
-                <w:sz w:val="24"/>
-                <w:szCs w:val="24"/>
-              </w:rPr>
-              <w:t xml:space="preserve"> </w:t>
-            </w:r>
-            <w:proofErr w:type="spellStart"/>
-            <w:r>
-              <w:rPr>
-                <w:b/>
-                <w:sz w:val="24"/>
-                <w:szCs w:val="24"/>
-              </w:rPr>
-              <w:t>tắt</w:t>
-            </w:r>
-            <w:proofErr w:type="spellEnd"/>
+              <w:t>Viết tắt</w:t>
+            </w:r>
           </w:p>
         </w:tc>
         <w:tc>
@@ -2091,34 +1290,14 @@
                 <w:szCs w:val="24"/>
               </w:rPr>
             </w:pPr>
-            <w:proofErr w:type="spellStart"/>
             <w:r>
               <w:rPr>
                 <w:b/>
                 <w:sz w:val="24"/>
                 <w:szCs w:val="24"/>
               </w:rPr>
-              <w:t>Giải</w:t>
-            </w:r>
-            <w:proofErr w:type="spellEnd"/>
-            <w:r>
-              <w:rPr>
-                <w:b/>
-                <w:sz w:val="24"/>
-                <w:szCs w:val="24"/>
-              </w:rPr>
-              <w:t xml:space="preserve"> </w:t>
-            </w:r>
-            <w:proofErr w:type="spellStart"/>
-            <w:r>
-              <w:rPr>
-                <w:b/>
-                <w:sz w:val="24"/>
-                <w:szCs w:val="24"/>
-              </w:rPr>
-              <w:t>thích</w:t>
-            </w:r>
-            <w:proofErr w:type="spellEnd"/>
+              <w:t>Giải thích</w:t>
+            </w:r>
           </w:p>
         </w:tc>
       </w:tr>
@@ -2239,21 +1418,11 @@
         <w:br w:type="page"/>
       </w:r>
       <w:bookmarkStart w:id="2" w:name="_Toc130310665"/>
-      <w:proofErr w:type="spellStart"/>
       <w:r>
         <w:lastRenderedPageBreak/>
-        <w:t>Giới</w:t>
-      </w:r>
-      <w:proofErr w:type="spellEnd"/>
-      <w:r>
-        <w:t xml:space="preserve"> </w:t>
-      </w:r>
-      <w:proofErr w:type="spellStart"/>
-      <w:r>
-        <w:t>thiệu</w:t>
+        <w:t>Giới thiệu</w:t>
       </w:r>
       <w:bookmarkEnd w:id="2"/>
-      <w:proofErr w:type="spellEnd"/>
     </w:p>
     <w:p>
       <w:pPr>
@@ -2362,34 +1531,14 @@
           <w:szCs w:val="24"/>
         </w:rPr>
       </w:pPr>
-      <w:proofErr w:type="spellStart"/>
       <w:r>
         <w:rPr>
           <w:color w:val="000000"/>
           <w:sz w:val="24"/>
           <w:szCs w:val="24"/>
         </w:rPr>
-        <w:t>Yêu</w:t>
+        <w:t>Yêu cầu</w:t>
       </w:r>
-      <w:proofErr w:type="spellEnd"/>
-      <w:r>
-        <w:rPr>
-          <w:color w:val="000000"/>
-          <w:sz w:val="24"/>
-          <w:szCs w:val="24"/>
-        </w:rPr>
-        <w:t xml:space="preserve"> </w:t>
-      </w:r>
-      <w:proofErr w:type="spellStart"/>
-      <w:r>
-        <w:rPr>
-          <w:color w:val="000000"/>
-          <w:sz w:val="24"/>
-          <w:szCs w:val="24"/>
-        </w:rPr>
-        <w:t>cầu</w:t>
-      </w:r>
-      <w:proofErr w:type="spellEnd"/>
     </w:p>
     <w:p>
       <w:pPr>
@@ -2465,35 +1614,9 @@
         </w:numPr>
       </w:pPr>
       <w:bookmarkStart w:id="3" w:name="_Toc358282677"/>
-      <w:proofErr w:type="spellStart"/>
       <w:r>
-        <w:t>Đặc</w:t>
+        <w:t>Đặc tính kỹ thuật</w:t>
       </w:r>
-      <w:proofErr w:type="spellEnd"/>
-      <w:r>
-        <w:t xml:space="preserve"> </w:t>
-      </w:r>
-      <w:proofErr w:type="spellStart"/>
-      <w:r>
-        <w:t>tính</w:t>
-      </w:r>
-      <w:proofErr w:type="spellEnd"/>
-      <w:r>
-        <w:t xml:space="preserve"> </w:t>
-      </w:r>
-      <w:proofErr w:type="spellStart"/>
-      <w:r>
-        <w:t>kỹ</w:t>
-      </w:r>
-      <w:proofErr w:type="spellEnd"/>
-      <w:r>
-        <w:t xml:space="preserve"> </w:t>
-      </w:r>
-      <w:proofErr w:type="spellStart"/>
-      <w:r>
-        <w:t>thuật</w:t>
-      </w:r>
-      <w:proofErr w:type="spellEnd"/>
       <w:r>
         <w:t>/</w:t>
       </w:r>
@@ -2694,9 +1817,420 @@
         <w:t>)</w:t>
       </w:r>
     </w:p>
+    <w:tbl>
+      <w:tblPr>
+        <w:tblStyle w:val="TableGrid"/>
+        <w:tblW w:w="0" w:type="auto"/>
+        <w:tblInd w:w="720" w:type="dxa"/>
+        <w:tblLook w:val="04A0" w:firstRow="1" w:lastRow="0" w:firstColumn="1" w:lastColumn="0" w:noHBand="0" w:noVBand="1"/>
+      </w:tblPr>
+      <w:tblGrid>
+        <w:gridCol w:w="4281"/>
+        <w:gridCol w:w="4306"/>
+      </w:tblGrid>
+      <w:tr>
+        <w:tc>
+          <w:tcPr>
+            <w:tcW w:w="4281" w:type="dxa"/>
+          </w:tcPr>
+          <w:p>
+            <w:pPr>
+              <w:pStyle w:val="ListParagraph"/>
+              <w:keepNext/>
+              <w:suppressAutoHyphens/>
+              <w:autoSpaceDE w:val="0"/>
+              <w:autoSpaceDN w:val="0"/>
+              <w:spacing w:before="180" w:after="60"/>
+              <w:ind w:left="0"/>
+              <w:jc w:val="center"/>
+              <w:outlineLvl w:val="1"/>
+              <w:rPr>
+                <w:color w:val="000000"/>
+              </w:rPr>
+            </w:pPr>
+            <w:r>
+              <w:rPr>
+                <w:color w:val="000000"/>
+              </w:rPr>
+              <w:t>Clomns Name</w:t>
+            </w:r>
+          </w:p>
+        </w:tc>
+        <w:tc>
+          <w:tcPr>
+            <w:tcW w:w="4306" w:type="dxa"/>
+          </w:tcPr>
+          <w:p>
+            <w:pPr>
+              <w:pStyle w:val="ListParagraph"/>
+              <w:keepNext/>
+              <w:suppressAutoHyphens/>
+              <w:autoSpaceDE w:val="0"/>
+              <w:autoSpaceDN w:val="0"/>
+              <w:spacing w:before="180" w:after="60"/>
+              <w:ind w:left="0"/>
+              <w:jc w:val="center"/>
+              <w:outlineLvl w:val="1"/>
+              <w:rPr>
+                <w:color w:val="000000"/>
+              </w:rPr>
+            </w:pPr>
+            <w:r>
+              <w:rPr>
+                <w:color w:val="000000"/>
+              </w:rPr>
+              <w:t>Data type</w:t>
+            </w:r>
+          </w:p>
+        </w:tc>
+      </w:tr>
+      <w:tr>
+        <w:tc>
+          <w:tcPr>
+            <w:tcW w:w="4281" w:type="dxa"/>
+          </w:tcPr>
+          <w:p>
+            <w:r>
+              <w:t>ID</w:t>
+            </w:r>
+          </w:p>
+        </w:tc>
+        <w:tc>
+          <w:tcPr>
+            <w:tcW w:w="4306" w:type="dxa"/>
+          </w:tcPr>
+          <w:p>
+            <w:r>
+              <w:t>NUMBER(18)</w:t>
+            </w:r>
+          </w:p>
+        </w:tc>
+      </w:tr>
+      <w:tr>
+        <w:tc>
+          <w:tcPr>
+            <w:tcW w:w="4281" w:type="dxa"/>
+          </w:tcPr>
+          <w:p>
+            <w:pPr>
+              <w:rPr>
+                <w:color w:val="000000"/>
+              </w:rPr>
+            </w:pPr>
+            <w:r>
+              <w:rPr>
+                <w:color w:val="000000"/>
+              </w:rPr>
+              <w:t>url</w:t>
+            </w:r>
+          </w:p>
+        </w:tc>
+        <w:tc>
+          <w:tcPr>
+            <w:tcW w:w="4306" w:type="dxa"/>
+          </w:tcPr>
+          <w:p>
+            <w:pPr>
+              <w:rPr>
+                <w:color w:val="000000"/>
+              </w:rPr>
+            </w:pPr>
+            <w:r>
+              <w:rPr>
+                <w:color w:val="000000"/>
+              </w:rPr>
+              <w:t>Varc</w:t>
+            </w:r>
+            <w:r>
+              <w:rPr>
+                <w:color w:val="000000"/>
+              </w:rPr>
+              <w:t>har(</w:t>
+            </w:r>
+            <w:r>
+              <w:rPr>
+                <w:color w:val="000000"/>
+              </w:rPr>
+              <w:t>1024</w:t>
+            </w:r>
+            <w:r>
+              <w:rPr>
+                <w:color w:val="000000"/>
+              </w:rPr>
+              <w:t>)</w:t>
+            </w:r>
+          </w:p>
+        </w:tc>
+      </w:tr>
+      <w:tr>
+        <w:tc>
+          <w:tcPr>
+            <w:tcW w:w="4281" w:type="dxa"/>
+          </w:tcPr>
+          <w:p>
+            <w:pPr>
+              <w:rPr>
+                <w:color w:val="000000"/>
+              </w:rPr>
+            </w:pPr>
+            <w:r>
+              <w:rPr>
+                <w:color w:val="000000"/>
+              </w:rPr>
+              <w:t>model</w:t>
+            </w:r>
+          </w:p>
+        </w:tc>
+        <w:tc>
+          <w:tcPr>
+            <w:tcW w:w="4306" w:type="dxa"/>
+          </w:tcPr>
+          <w:p>
+            <w:pPr>
+              <w:rPr>
+                <w:color w:val="000000"/>
+              </w:rPr>
+            </w:pPr>
+            <w:r>
+              <w:rPr>
+                <w:color w:val="000000"/>
+              </w:rPr>
+              <w:t>Varchar(100)</w:t>
+            </w:r>
+          </w:p>
+        </w:tc>
+      </w:tr>
+      <w:tr>
+        <w:tc>
+          <w:tcPr>
+            <w:tcW w:w="4281" w:type="dxa"/>
+          </w:tcPr>
+          <w:p>
+            <w:pPr>
+              <w:rPr>
+                <w:color w:val="000000"/>
+              </w:rPr>
+            </w:pPr>
+            <w:r>
+              <w:rPr>
+                <w:color w:val="000000"/>
+              </w:rPr>
+              <w:t>Rick_level</w:t>
+            </w:r>
+          </w:p>
+        </w:tc>
+        <w:tc>
+          <w:tcPr>
+            <w:tcW w:w="4306" w:type="dxa"/>
+          </w:tcPr>
+          <w:p>
+            <w:pPr>
+              <w:rPr>
+                <w:color w:val="000000"/>
+              </w:rPr>
+            </w:pPr>
+            <w:r>
+              <w:rPr>
+                <w:color w:val="000000"/>
+              </w:rPr>
+              <w:t>Varchar(32)</w:t>
+            </w:r>
+          </w:p>
+        </w:tc>
+      </w:tr>
+      <w:tr>
+        <w:tc>
+          <w:tcPr>
+            <w:tcW w:w="4281" w:type="dxa"/>
+          </w:tcPr>
+          <w:p>
+            <w:pPr>
+              <w:rPr>
+                <w:color w:val="000000"/>
+              </w:rPr>
+            </w:pPr>
+            <w:r>
+              <w:rPr>
+                <w:color w:val="000000"/>
+              </w:rPr>
+              <w:t>categories</w:t>
+            </w:r>
+          </w:p>
+        </w:tc>
+        <w:tc>
+          <w:tcPr>
+            <w:tcW w:w="4306" w:type="dxa"/>
+          </w:tcPr>
+          <w:p>
+            <w:pPr>
+              <w:rPr>
+                <w:color w:val="000000"/>
+              </w:rPr>
+            </w:pPr>
+            <w:r>
+              <w:rPr>
+                <w:color w:val="000000"/>
+              </w:rPr>
+              <w:t>Varchar(512)</w:t>
+            </w:r>
+          </w:p>
+        </w:tc>
+      </w:tr>
+      <w:tr>
+        <w:tc>
+          <w:tcPr>
+            <w:tcW w:w="4281" w:type="dxa"/>
+          </w:tcPr>
+          <w:p>
+            <w:pPr>
+              <w:rPr>
+                <w:color w:val="000000"/>
+              </w:rPr>
+            </w:pPr>
+            <w:r>
+              <w:rPr>
+                <w:color w:val="000000"/>
+              </w:rPr>
+              <w:t>confidence</w:t>
+            </w:r>
+          </w:p>
+        </w:tc>
+        <w:tc>
+          <w:tcPr>
+            <w:tcW w:w="4306" w:type="dxa"/>
+          </w:tcPr>
+          <w:p>
+            <w:pPr>
+              <w:rPr>
+                <w:color w:val="000000"/>
+              </w:rPr>
+            </w:pPr>
+            <w:r>
+              <w:rPr>
+                <w:color w:val="000000"/>
+              </w:rPr>
+              <w:t>Number(18)</w:t>
+            </w:r>
+          </w:p>
+        </w:tc>
+      </w:tr>
+      <w:tr>
+        <w:tc>
+          <w:tcPr>
+            <w:tcW w:w="4281" w:type="dxa"/>
+          </w:tcPr>
+          <w:p>
+            <w:pPr>
+              <w:rPr>
+                <w:color w:val="000000"/>
+              </w:rPr>
+            </w:pPr>
+            <w:r>
+              <w:rPr>
+                <w:color w:val="000000"/>
+              </w:rPr>
+              <w:t>explanations</w:t>
+            </w:r>
+          </w:p>
+        </w:tc>
+        <w:tc>
+          <w:tcPr>
+            <w:tcW w:w="4306" w:type="dxa"/>
+          </w:tcPr>
+          <w:p>
+            <w:pPr>
+              <w:rPr>
+                <w:color w:val="000000"/>
+              </w:rPr>
+            </w:pPr>
+            <w:r>
+              <w:rPr>
+                <w:color w:val="000000"/>
+              </w:rPr>
+              <w:t>Varchar(2000)</w:t>
+            </w:r>
+          </w:p>
+        </w:tc>
+      </w:tr>
+      <w:tr>
+        <w:tc>
+          <w:tcPr>
+            <w:tcW w:w="4281" w:type="dxa"/>
+          </w:tcPr>
+          <w:p>
+            <w:pPr>
+              <w:rPr>
+                <w:color w:val="000000"/>
+              </w:rPr>
+            </w:pPr>
+            <w:r>
+              <w:rPr>
+                <w:color w:val="000000"/>
+              </w:rPr>
+              <w:t>detectedAt</w:t>
+            </w:r>
+          </w:p>
+        </w:tc>
+        <w:tc>
+          <w:tcPr>
+            <w:tcW w:w="4306" w:type="dxa"/>
+          </w:tcPr>
+          <w:p>
+            <w:pPr>
+              <w:rPr>
+                <w:color w:val="000000"/>
+              </w:rPr>
+            </w:pPr>
+            <w:r>
+              <w:rPr>
+                <w:color w:val="000000"/>
+              </w:rPr>
+              <w:t>timestamp</w:t>
+            </w:r>
+          </w:p>
+        </w:tc>
+      </w:tr>
+      <w:tr>
+        <w:tc>
+          <w:tcPr>
+            <w:tcW w:w="4281" w:type="dxa"/>
+          </w:tcPr>
+          <w:p>
+            <w:pPr>
+              <w:rPr>
+                <w:color w:val="000000"/>
+              </w:rPr>
+            </w:pPr>
+            <w:r>
+              <w:rPr>
+                <w:color w:val="000000"/>
+              </w:rPr>
+              <w:t>rawJson</w:t>
+            </w:r>
+          </w:p>
+        </w:tc>
+        <w:tc>
+          <w:tcPr>
+            <w:tcW w:w="4306" w:type="dxa"/>
+          </w:tcPr>
+          <w:p>
+            <w:pPr>
+              <w:rPr>
+                <w:color w:val="000000"/>
+              </w:rPr>
+            </w:pPr>
+            <w:r>
+              <w:rPr>
+                <w:color w:val="000000"/>
+              </w:rPr>
+              <w:t>Varchar(2000)</w:t>
+            </w:r>
+          </w:p>
+        </w:tc>
+      </w:tr>
+    </w:tbl>
     <w:p>
       <w:pPr>
-        <w:pStyle w:val="ListParagraph"/>
         <w:keepNext/>
         <w:suppressAutoHyphens/>
         <w:autoSpaceDE w:val="0"/>
@@ -2707,8 +2241,6 @@
           <w:color w:val="000000"/>
         </w:rPr>
       </w:pPr>
-      <w:bookmarkStart w:id="4" w:name="_GoBack"/>
-      <w:bookmarkEnd w:id="4"/>
     </w:p>
     <w:bookmarkEnd w:id="0"/>
     <w:bookmarkEnd w:id="1"/>
@@ -2720,67 +2252,9 @@
           <w:numId w:val="4"/>
         </w:numPr>
       </w:pPr>
-      <w:proofErr w:type="spellStart"/>
       <w:r>
-        <w:t>Các</w:t>
+        <w:t>Các báo cáo xây dựng mới/sửa đổi</w:t>
       </w:r>
-      <w:proofErr w:type="spellEnd"/>
-      <w:r>
-        <w:t xml:space="preserve"> </w:t>
-      </w:r>
-      <w:proofErr w:type="spellStart"/>
-      <w:r>
-        <w:t>báo</w:t>
-      </w:r>
-      <w:proofErr w:type="spellEnd"/>
-      <w:r>
-        <w:t xml:space="preserve"> </w:t>
-      </w:r>
-      <w:proofErr w:type="spellStart"/>
-      <w:r>
-        <w:t>cáo</w:t>
-      </w:r>
-      <w:proofErr w:type="spellEnd"/>
-      <w:r>
-        <w:t xml:space="preserve"> </w:t>
-      </w:r>
-      <w:proofErr w:type="spellStart"/>
-      <w:r>
-        <w:t>xây</w:t>
-      </w:r>
-      <w:proofErr w:type="spellEnd"/>
-      <w:r>
-        <w:t xml:space="preserve"> </w:t>
-      </w:r>
-      <w:proofErr w:type="spellStart"/>
-      <w:r>
-        <w:t>dựng</w:t>
-      </w:r>
-      <w:proofErr w:type="spellEnd"/>
-      <w:r>
-        <w:t xml:space="preserve"> </w:t>
-      </w:r>
-      <w:proofErr w:type="spellStart"/>
-      <w:r>
-        <w:t>mới</w:t>
-      </w:r>
-      <w:proofErr w:type="spellEnd"/>
-      <w:r>
-        <w:t>/</w:t>
-      </w:r>
-      <w:proofErr w:type="spellStart"/>
-      <w:r>
-        <w:t>sửa</w:t>
-      </w:r>
-      <w:proofErr w:type="spellEnd"/>
-      <w:r>
-        <w:t xml:space="preserve"> </w:t>
-      </w:r>
-      <w:proofErr w:type="spellStart"/>
-      <w:r>
-        <w:t>đổi</w:t>
-      </w:r>
-      <w:proofErr w:type="spellEnd"/>
     </w:p>
     <w:p>
       <w:pPr>
@@ -2807,115 +2281,30 @@
           <w:numId w:val="4"/>
         </w:numPr>
       </w:pPr>
-      <w:proofErr w:type="spellStart"/>
       <w:r>
-        <w:t>Các</w:t>
+        <w:t>Các thủ tục/bước vận hành (Batch) (Mở/Đóng ngày, tháng, năm) xây dựng mới/sửa đổi</w:t>
       </w:r>
-      <w:proofErr w:type="spellEnd"/>
+    </w:p>
+    <w:p>
+      <w:pPr>
+        <w:pStyle w:val="TLH2"/>
+        <w:numPr>
+          <w:ilvl w:val="0"/>
+          <w:numId w:val="0"/>
+        </w:numPr>
+        <w:ind w:left="360"/>
+        <w:rPr>
+          <w:lang w:val="en-US"/>
+        </w:rPr>
+      </w:pPr>
       <w:r>
-        <w:t xml:space="preserve"> </w:t>
+        <w:rPr>
+          <w:lang w:val="en-US"/>
+        </w:rPr>
+        <w:t>N/A</w:t>
       </w:r>
-      <w:proofErr w:type="spellStart"/>
-      <w:r>
-        <w:t>thủ</w:t>
-      </w:r>
-      <w:proofErr w:type="spellEnd"/>
-      <w:r>
-        <w:t xml:space="preserve"> </w:t>
-      </w:r>
-      <w:proofErr w:type="spellStart"/>
-      <w:r>
-        <w:t>tục</w:t>
-      </w:r>
-      <w:proofErr w:type="spellEnd"/>
-      <w:r>
-        <w:t>/</w:t>
-      </w:r>
-      <w:proofErr w:type="spellStart"/>
-      <w:r>
-        <w:t>bước</w:t>
-      </w:r>
-      <w:proofErr w:type="spellEnd"/>
-      <w:r>
-        <w:t xml:space="preserve"> </w:t>
-      </w:r>
-      <w:proofErr w:type="spellStart"/>
-      <w:r>
-        <w:t>vận</w:t>
-      </w:r>
-      <w:proofErr w:type="spellEnd"/>
-      <w:r>
-        <w:t xml:space="preserve"> </w:t>
-      </w:r>
-      <w:proofErr w:type="spellStart"/>
-      <w:r>
-        <w:t>hành</w:t>
-      </w:r>
-      <w:proofErr w:type="spellEnd"/>
-      <w:r>
-        <w:t xml:space="preserve"> (Batch) (Mở/Đóng </w:t>
-      </w:r>
-      <w:proofErr w:type="spellStart"/>
-      <w:r>
-        <w:t>ngày</w:t>
-      </w:r>
-      <w:proofErr w:type="spellEnd"/>
-      <w:r>
-        <w:t xml:space="preserve">, </w:t>
-      </w:r>
-      <w:proofErr w:type="spellStart"/>
-      <w:r>
-        <w:t>tháng</w:t>
-      </w:r>
-      <w:proofErr w:type="spellEnd"/>
-      <w:r>
-        <w:t xml:space="preserve">, </w:t>
-      </w:r>
-      <w:proofErr w:type="spellStart"/>
-      <w:r>
-        <w:t>năm</w:t>
-      </w:r>
-      <w:proofErr w:type="spellEnd"/>
-      <w:r>
-        <w:t xml:space="preserve">) </w:t>
-      </w:r>
-      <w:proofErr w:type="spellStart"/>
-      <w:r>
-        <w:t>xây</w:t>
-      </w:r>
-      <w:proofErr w:type="spellEnd"/>
-      <w:r>
-        <w:t xml:space="preserve"> </w:t>
-      </w:r>
-      <w:proofErr w:type="spellStart"/>
-      <w:r>
-        <w:t>dựng</w:t>
-      </w:r>
-      <w:proofErr w:type="spellEnd"/>
-      <w:r>
-        <w:t xml:space="preserve"> </w:t>
-      </w:r>
-      <w:proofErr w:type="spellStart"/>
-      <w:r>
-        <w:t>mới</w:t>
-      </w:r>
-      <w:proofErr w:type="spellEnd"/>
-      <w:r>
-        <w:t>/</w:t>
-      </w:r>
-      <w:proofErr w:type="spellStart"/>
-      <w:r>
-        <w:t>sửa</w:t>
-      </w:r>
-      <w:proofErr w:type="spellEnd"/>
-      <w:r>
-        <w:t xml:space="preserve"> </w:t>
-      </w:r>
-      <w:proofErr w:type="spellStart"/>
-      <w:r>
-        <w:t>đổi</w:t>
-      </w:r>
-      <w:proofErr w:type="spellEnd"/>
+      <w:bookmarkStart w:id="4" w:name="_GoBack"/>
+      <w:bookmarkEnd w:id="4"/>
     </w:p>
     <w:p>
       <w:pPr>
@@ -2925,61 +2314,18 @@
           <w:numId w:val="4"/>
         </w:numPr>
       </w:pPr>
-      <w:proofErr w:type="spellStart"/>
       <w:r>
-        <w:t>Đóng</w:t>
+        <w:t>Đóng gói và quản lý mã nguồn</w:t>
       </w:r>
-      <w:proofErr w:type="spellEnd"/>
+    </w:p>
+    <w:p>
+      <w:pPr>
+        <w:ind w:left="360"/>
+      </w:pPr>
       <w:r>
-        <w:t xml:space="preserve"> </w:t>
+        <w:t>N/A</w:t>
       </w:r>
-      <w:proofErr w:type="spellStart"/>
-      <w:r>
-        <w:t>gói</w:t>
-      </w:r>
-      <w:proofErr w:type="spellEnd"/>
-      <w:r>
-        <w:t xml:space="preserve"> </w:t>
-      </w:r>
-      <w:proofErr w:type="spellStart"/>
-      <w:r>
-        <w:t>và</w:t>
-      </w:r>
-      <w:proofErr w:type="spellEnd"/>
-      <w:r>
-        <w:t xml:space="preserve"> </w:t>
-      </w:r>
-      <w:proofErr w:type="spellStart"/>
-      <w:r>
-        <w:t>quản</w:t>
-      </w:r>
-      <w:proofErr w:type="spellEnd"/>
-      <w:r>
-        <w:t xml:space="preserve"> </w:t>
-      </w:r>
-      <w:proofErr w:type="spellStart"/>
-      <w:r>
-        <w:t>lý</w:t>
-      </w:r>
-      <w:proofErr w:type="spellEnd"/>
-      <w:r>
-        <w:t xml:space="preserve"> </w:t>
-      </w:r>
-      <w:proofErr w:type="spellStart"/>
-      <w:r>
-        <w:t>mã</w:t>
-      </w:r>
-      <w:proofErr w:type="spellEnd"/>
-      <w:r>
-        <w:t xml:space="preserve"> </w:t>
-      </w:r>
-      <w:proofErr w:type="spellStart"/>
-      <w:r>
-        <w:t>nguồn</w:t>
-      </w:r>
-      <w:proofErr w:type="spellEnd"/>
     </w:p>
-    <w:p/>
     <w:sectPr>
       <w:headerReference w:type="default" r:id="rId9"/>
       <w:footerReference w:type="default" r:id="rId10"/>
@@ -3988,6 +3334,119 @@
     </w:lvl>
   </w:abstractNum>
   <w:abstractNum w:abstractNumId="7" w15:restartNumberingAfterBreak="0">
+    <w:nsid w:val="16B30C44"/>
+    <w:multiLevelType w:val="hybridMultilevel"/>
+    <w:tmpl w:val="99280386"/>
+    <w:lvl w:ilvl="0" w:tplc="04090001">
+      <w:start w:val="1"/>
+      <w:numFmt w:val="bullet"/>
+      <w:lvlText w:val=""/>
+      <w:lvlJc w:val="left"/>
+      <w:pPr>
+        <w:ind w:left="720" w:hanging="360"/>
+      </w:pPr>
+      <w:rPr>
+        <w:rFonts w:ascii="Symbol" w:hAnsi="Symbol" w:hint="default"/>
+      </w:rPr>
+    </w:lvl>
+    <w:lvl w:ilvl="1" w:tplc="04090003" w:tentative="1">
+      <w:start w:val="1"/>
+      <w:numFmt w:val="bullet"/>
+      <w:lvlText w:val="o"/>
+      <w:lvlJc w:val="left"/>
+      <w:pPr>
+        <w:ind w:left="1440" w:hanging="360"/>
+      </w:pPr>
+      <w:rPr>
+        <w:rFonts w:ascii="Courier New" w:hAnsi="Courier New" w:cs="Courier New" w:hint="default"/>
+      </w:rPr>
+    </w:lvl>
+    <w:lvl w:ilvl="2" w:tplc="04090005" w:tentative="1">
+      <w:start w:val="1"/>
+      <w:numFmt w:val="bullet"/>
+      <w:lvlText w:val=""/>
+      <w:lvlJc w:val="left"/>
+      <w:pPr>
+        <w:ind w:left="2160" w:hanging="360"/>
+      </w:pPr>
+      <w:rPr>
+        <w:rFonts w:ascii="Wingdings" w:hAnsi="Wingdings" w:hint="default"/>
+      </w:rPr>
+    </w:lvl>
+    <w:lvl w:ilvl="3" w:tplc="04090001" w:tentative="1">
+      <w:start w:val="1"/>
+      <w:numFmt w:val="bullet"/>
+      <w:lvlText w:val=""/>
+      <w:lvlJc w:val="left"/>
+      <w:pPr>
+        <w:ind w:left="2880" w:hanging="360"/>
+      </w:pPr>
+      <w:rPr>
+        <w:rFonts w:ascii="Symbol" w:hAnsi="Symbol" w:hint="default"/>
+      </w:rPr>
+    </w:lvl>
+    <w:lvl w:ilvl="4" w:tplc="04090003" w:tentative="1">
+      <w:start w:val="1"/>
+      <w:numFmt w:val="bullet"/>
+      <w:lvlText w:val="o"/>
+      <w:lvlJc w:val="left"/>
+      <w:pPr>
+        <w:ind w:left="3600" w:hanging="360"/>
+      </w:pPr>
+      <w:rPr>
+        <w:rFonts w:ascii="Courier New" w:hAnsi="Courier New" w:cs="Courier New" w:hint="default"/>
+      </w:rPr>
+    </w:lvl>
+    <w:lvl w:ilvl="5" w:tplc="04090005" w:tentative="1">
+      <w:start w:val="1"/>
+      <w:numFmt w:val="bullet"/>
+      <w:lvlText w:val=""/>
+      <w:lvlJc w:val="left"/>
+      <w:pPr>
+        <w:ind w:left="4320" w:hanging="360"/>
+      </w:pPr>
+      <w:rPr>
+        <w:rFonts w:ascii="Wingdings" w:hAnsi="Wingdings" w:hint="default"/>
+      </w:rPr>
+    </w:lvl>
+    <w:lvl w:ilvl="6" w:tplc="04090001" w:tentative="1">
+      <w:start w:val="1"/>
+      <w:numFmt w:val="bullet"/>
+      <w:lvlText w:val=""/>
+      <w:lvlJc w:val="left"/>
+      <w:pPr>
+        <w:ind w:left="5040" w:hanging="360"/>
+      </w:pPr>
+      <w:rPr>
+        <w:rFonts w:ascii="Symbol" w:hAnsi="Symbol" w:hint="default"/>
+      </w:rPr>
+    </w:lvl>
+    <w:lvl w:ilvl="7" w:tplc="04090003" w:tentative="1">
+      <w:start w:val="1"/>
+      <w:numFmt w:val="bullet"/>
+      <w:lvlText w:val="o"/>
+      <w:lvlJc w:val="left"/>
+      <w:pPr>
+        <w:ind w:left="5760" w:hanging="360"/>
+      </w:pPr>
+      <w:rPr>
+        <w:rFonts w:ascii="Courier New" w:hAnsi="Courier New" w:cs="Courier New" w:hint="default"/>
+      </w:rPr>
+    </w:lvl>
+    <w:lvl w:ilvl="8" w:tplc="04090005" w:tentative="1">
+      <w:start w:val="1"/>
+      <w:numFmt w:val="bullet"/>
+      <w:lvlText w:val=""/>
+      <w:lvlJc w:val="left"/>
+      <w:pPr>
+        <w:ind w:left="6480" w:hanging="360"/>
+      </w:pPr>
+      <w:rPr>
+        <w:rFonts w:ascii="Wingdings" w:hAnsi="Wingdings" w:hint="default"/>
+      </w:rPr>
+    </w:lvl>
+  </w:abstractNum>
+  <w:abstractNum w:abstractNumId="8" w15:restartNumberingAfterBreak="0">
     <w:nsid w:val="190B0235"/>
     <w:multiLevelType w:val="hybridMultilevel"/>
     <w:tmpl w:val="C952C7A2"/>
@@ -4100,7 +3559,7 @@
       </w:rPr>
     </w:lvl>
   </w:abstractNum>
-  <w:abstractNum w:abstractNumId="8" w15:restartNumberingAfterBreak="0">
+  <w:abstractNum w:abstractNumId="9" w15:restartNumberingAfterBreak="0">
     <w:nsid w:val="1A3C19E7"/>
     <w:multiLevelType w:val="hybridMultilevel"/>
     <w:tmpl w:val="0F64C88E"/>
@@ -4212,7 +3671,7 @@
       </w:rPr>
     </w:lvl>
   </w:abstractNum>
-  <w:abstractNum w:abstractNumId="9" w15:restartNumberingAfterBreak="0">
+  <w:abstractNum w:abstractNumId="10" w15:restartNumberingAfterBreak="0">
     <w:nsid w:val="213A782A"/>
     <w:multiLevelType w:val="multilevel"/>
     <w:tmpl w:val="3314CE9C"/>
@@ -4361,7 +3820,7 @@
       </w:rPr>
     </w:lvl>
   </w:abstractNum>
-  <w:abstractNum w:abstractNumId="10" w15:restartNumberingAfterBreak="0">
+  <w:abstractNum w:abstractNumId="11" w15:restartNumberingAfterBreak="0">
     <w:nsid w:val="2BC15544"/>
     <w:multiLevelType w:val="hybridMultilevel"/>
     <w:tmpl w:val="AF945A3A"/>
@@ -4473,7 +3932,7 @@
       </w:rPr>
     </w:lvl>
   </w:abstractNum>
-  <w:abstractNum w:abstractNumId="11" w15:restartNumberingAfterBreak="0">
+  <w:abstractNum w:abstractNumId="12" w15:restartNumberingAfterBreak="0">
     <w:nsid w:val="2C2A0E60"/>
     <w:multiLevelType w:val="hybridMultilevel"/>
     <w:tmpl w:val="4D3E9BA6"/>
@@ -4586,7 +4045,7 @@
       </w:rPr>
     </w:lvl>
   </w:abstractNum>
-  <w:abstractNum w:abstractNumId="12" w15:restartNumberingAfterBreak="0">
+  <w:abstractNum w:abstractNumId="13" w15:restartNumberingAfterBreak="0">
     <w:nsid w:val="2CE21E28"/>
     <w:multiLevelType w:val="hybridMultilevel"/>
     <w:tmpl w:val="3346941C"/>
@@ -4699,7 +4158,7 @@
       </w:rPr>
     </w:lvl>
   </w:abstractNum>
-  <w:abstractNum w:abstractNumId="13" w15:restartNumberingAfterBreak="0">
+  <w:abstractNum w:abstractNumId="14" w15:restartNumberingAfterBreak="0">
     <w:nsid w:val="2D804672"/>
     <w:multiLevelType w:val="hybridMultilevel"/>
     <w:tmpl w:val="9B1CF66C"/>
@@ -4812,7 +4271,7 @@
       </w:rPr>
     </w:lvl>
   </w:abstractNum>
-  <w:abstractNum w:abstractNumId="14" w15:restartNumberingAfterBreak="0">
+  <w:abstractNum w:abstractNumId="15" w15:restartNumberingAfterBreak="0">
     <w:nsid w:val="30637677"/>
     <w:multiLevelType w:val="hybridMultilevel"/>
     <w:tmpl w:val="545A77B6"/>
@@ -4929,7 +4388,7 @@
       </w:pPr>
     </w:lvl>
   </w:abstractNum>
-  <w:abstractNum w:abstractNumId="15" w15:restartNumberingAfterBreak="0">
+  <w:abstractNum w:abstractNumId="16" w15:restartNumberingAfterBreak="0">
     <w:nsid w:val="38C46B7B"/>
     <w:multiLevelType w:val="multilevel"/>
     <w:tmpl w:val="C090CF20"/>
@@ -5053,7 +4512,7 @@
       </w:rPr>
     </w:lvl>
   </w:abstractNum>
-  <w:abstractNum w:abstractNumId="16" w15:restartNumberingAfterBreak="0">
+  <w:abstractNum w:abstractNumId="17" w15:restartNumberingAfterBreak="0">
     <w:nsid w:val="3BB838FC"/>
     <w:multiLevelType w:val="multilevel"/>
     <w:tmpl w:val="D7D828E2"/>
@@ -5176,7 +4635,7 @@
       </w:rPr>
     </w:lvl>
   </w:abstractNum>
-  <w:abstractNum w:abstractNumId="17" w15:restartNumberingAfterBreak="0">
+  <w:abstractNum w:abstractNumId="18" w15:restartNumberingAfterBreak="0">
     <w:nsid w:val="3C4A2D0D"/>
     <w:multiLevelType w:val="multilevel"/>
     <w:tmpl w:val="5A18A314"/>
@@ -5332,7 +4791,7 @@
       </w:rPr>
     </w:lvl>
   </w:abstractNum>
-  <w:abstractNum w:abstractNumId="18" w15:restartNumberingAfterBreak="0">
+  <w:abstractNum w:abstractNumId="19" w15:restartNumberingAfterBreak="0">
     <w:nsid w:val="432F3263"/>
     <w:multiLevelType w:val="hybridMultilevel"/>
     <w:tmpl w:val="B65EAFB4"/>
@@ -5421,7 +4880,7 @@
       </w:pPr>
     </w:lvl>
   </w:abstractNum>
-  <w:abstractNum w:abstractNumId="19" w15:restartNumberingAfterBreak="0">
+  <w:abstractNum w:abstractNumId="20" w15:restartNumberingAfterBreak="0">
     <w:nsid w:val="563F6590"/>
     <w:multiLevelType w:val="hybridMultilevel"/>
     <w:tmpl w:val="3CDC5694"/>
@@ -5539,7 +4998,7 @@
       </w:rPr>
     </w:lvl>
   </w:abstractNum>
-  <w:abstractNum w:abstractNumId="20" w15:restartNumberingAfterBreak="0">
+  <w:abstractNum w:abstractNumId="21" w15:restartNumberingAfterBreak="0">
     <w:nsid w:val="64EE39EF"/>
     <w:multiLevelType w:val="hybridMultilevel"/>
     <w:tmpl w:val="E06288FE"/>
@@ -5629,7 +5088,7 @@
       </w:pPr>
     </w:lvl>
   </w:abstractNum>
-  <w:abstractNum w:abstractNumId="21" w15:restartNumberingAfterBreak="0">
+  <w:abstractNum w:abstractNumId="22" w15:restartNumberingAfterBreak="0">
     <w:nsid w:val="66CD20BD"/>
     <w:multiLevelType w:val="hybridMultilevel"/>
     <w:tmpl w:val="3DFC4D14"/>
@@ -5747,7 +5206,7 @@
       </w:rPr>
     </w:lvl>
   </w:abstractNum>
-  <w:abstractNum w:abstractNumId="22" w15:restartNumberingAfterBreak="0">
+  <w:abstractNum w:abstractNumId="23" w15:restartNumberingAfterBreak="0">
     <w:nsid w:val="7075001E"/>
     <w:multiLevelType w:val="hybridMultilevel"/>
     <w:tmpl w:val="53728F38"/>
@@ -5833,7 +5292,7 @@
       </w:pPr>
     </w:lvl>
   </w:abstractNum>
-  <w:abstractNum w:abstractNumId="23" w15:restartNumberingAfterBreak="0">
+  <w:abstractNum w:abstractNumId="24" w15:restartNumberingAfterBreak="0">
     <w:nsid w:val="75FF7722"/>
     <w:multiLevelType w:val="hybridMultilevel"/>
     <w:tmpl w:val="461CF33A"/>
@@ -5947,40 +5406,40 @@
     </w:lvl>
   </w:abstractNum>
   <w:num w:numId="1">
-    <w:abstractNumId w:val="17"/>
+    <w:abstractNumId w:val="18"/>
   </w:num>
   <w:num w:numId="2">
-    <w:abstractNumId w:val="14"/>
+    <w:abstractNumId w:val="15"/>
   </w:num>
   <w:num w:numId="3">
-    <w:abstractNumId w:val="8"/>
+    <w:abstractNumId w:val="9"/>
   </w:num>
   <w:num w:numId="4">
     <w:abstractNumId w:val="1"/>
   </w:num>
   <w:num w:numId="5">
-    <w:abstractNumId w:val="16"/>
+    <w:abstractNumId w:val="17"/>
   </w:num>
   <w:num w:numId="6">
-    <w:abstractNumId w:val="21"/>
+    <w:abstractNumId w:val="22"/>
   </w:num>
   <w:num w:numId="7">
-    <w:abstractNumId w:val="20"/>
+    <w:abstractNumId w:val="21"/>
   </w:num>
   <w:num w:numId="8">
     <w:abstractNumId w:val="5"/>
   </w:num>
   <w:num w:numId="9">
+    <w:abstractNumId w:val="20"/>
+  </w:num>
+  <w:num w:numId="10">
+    <w:abstractNumId w:val="11"/>
+  </w:num>
+  <w:num w:numId="11">
     <w:abstractNumId w:val="19"/>
   </w:num>
-  <w:num w:numId="10">
-    <w:abstractNumId w:val="10"/>
-  </w:num>
-  <w:num w:numId="11">
-    <w:abstractNumId w:val="18"/>
-  </w:num>
   <w:num w:numId="12">
-    <w:abstractNumId w:val="11"/>
+    <w:abstractNumId w:val="12"/>
   </w:num>
   <w:num w:numId="13">
     <w:abstractNumId w:val="3"/>
@@ -5989,10 +5448,10 @@
     <w:abstractNumId w:val="2"/>
   </w:num>
   <w:num w:numId="15">
-    <w:abstractNumId w:val="15"/>
+    <w:abstractNumId w:val="16"/>
   </w:num>
   <w:num w:numId="16">
-    <w:abstractNumId w:val="12"/>
+    <w:abstractNumId w:val="13"/>
   </w:num>
   <w:num w:numId="17">
     <w:abstractNumId w:val="0"/>
@@ -6001,22 +5460,25 @@
     <w:abstractNumId w:val="6"/>
   </w:num>
   <w:num w:numId="19">
+    <w:abstractNumId w:val="24"/>
+  </w:num>
+  <w:num w:numId="20">
+    <w:abstractNumId w:val="14"/>
+  </w:num>
+  <w:num w:numId="21">
+    <w:abstractNumId w:val="8"/>
+  </w:num>
+  <w:num w:numId="22">
     <w:abstractNumId w:val="23"/>
   </w:num>
-  <w:num w:numId="20">
-    <w:abstractNumId w:val="13"/>
-  </w:num>
-  <w:num w:numId="21">
-    <w:abstractNumId w:val="7"/>
-  </w:num>
-  <w:num w:numId="22">
-    <w:abstractNumId w:val="22"/>
-  </w:num>
   <w:num w:numId="23">
-    <w:abstractNumId w:val="9"/>
+    <w:abstractNumId w:val="10"/>
   </w:num>
   <w:num w:numId="24">
     <w:abstractNumId w:val="4"/>
+  </w:num>
+  <w:num w:numId="25">
+    <w:abstractNumId w:val="7"/>
   </w:num>
   <w:numIdMacAtCleanup w:val="9"/>
 </w:numbering>
@@ -6532,6 +5994,7 @@
   <w:style w:type="character" w:default="1" w:styleId="DefaultParagraphFont">
     <w:name w:val="Default Paragraph Font"/>
     <w:uiPriority w:val="1"/>
+    <w:semiHidden/>
     <w:unhideWhenUsed/>
   </w:style>
   <w:style w:type="table" w:default="1" w:styleId="TableNormal">
@@ -7473,7 +6936,7 @@
 </file>
 
 <file path=customXml/itemProps1.xml><?xml version="1.0" encoding="utf-8"?>
-<ds:datastoreItem xmlns:ds="http://schemas.openxmlformats.org/officeDocument/2006/customXml" ds:itemID="{571C8663-5A5F-4E89-9E4D-5A4A1536F52B}">
+<ds:datastoreItem xmlns:ds="http://schemas.openxmlformats.org/officeDocument/2006/customXml" ds:itemID="{2052521E-EF05-4C41-A195-D81C218DA952}">
   <ds:schemaRefs>
     <ds:schemaRef ds:uri="http://schemas.openxmlformats.org/officeDocument/2006/bibliography"/>
   </ds:schemaRefs>
